--- a/insights/Exoasia_MRSI_DailyInsight_May20_AI.docx
+++ b/insights/Exoasia_MRSI_DailyInsight_May20_AI.docx
@@ -137,7 +137,7 @@
           <w:sz w:val="56"/>
           <w:szCs w:val="56"/>
         </w:rPr>
-        <w:t>Error: Failed to generate summary</w:t>
+        <w:t>Google's AI Agents: Driving Next-Gen Interaction</w:t>
       </w:r>
     </w:p>
     <w:p>
@@ -157,7 +157,7 @@
           <w:color w:val="7A3E9F"/>
           <w:sz w:val="26"/>
         </w:rPr>
-        <w:t>AI Briefing: May 20, 2026</w:t>
+        <w:t>AI Industry Briefing: May 20, 2026</w:t>
       </w:r>
     </w:p>
     <w:p>
@@ -170,6 +170,466 @@
           <w:color w:val="491040"/>
         </w:rPr>
         <w:t>Executive Summary</w:t>
+      </w:r>
+    </w:p>
+    <w:p>
+      <w:pPr>
+        <w:pStyle w:val="9"/>
+        <w:numPr>
+          <w:ilvl w:val="0"/>
+          <w:numId w:val="1"/>
+        </w:numPr>
+        <w:tabs>
+          <w:tab w:val="left" w:pos="900"/>
+        </w:tabs>
+        <w:spacing w:before="118"/>
+        <w:ind w:right="435"/>
+      </w:pPr>
+      <w:r>
+        <w:rPr>
+          <w:rFonts w:ascii="Arial" w:hAnsi="Arial"/>
+          <w:b/>
+          <w:color w:val="1A1A1A"/>
+        </w:rPr>
+        <w:t xml:space="preserve">Conversational AI: </w:t>
+      </w:r>
+      <w:r>
+        <w:rPr>
+          <w:rFonts w:ascii="Arial" w:hAnsi="Arial"/>
+          <w:color w:val="1A1A1A"/>
+        </w:rPr>
+        <w:t>Google is implementing conversational AI search capabilities for YouTube videos and enabling users to interact directly with their Gmail inboxes. [1] [2]</w:t>
+      </w:r>
+    </w:p>
+    <w:p>
+      <w:pPr>
+        <w:pStyle w:val="9"/>
+        <w:numPr>
+          <w:ilvl w:val="0"/>
+          <w:numId w:val="1"/>
+        </w:numPr>
+        <w:tabs>
+          <w:tab w:val="left" w:pos="900"/>
+        </w:tabs>
+        <w:spacing w:before="118"/>
+        <w:ind w:right="435"/>
+      </w:pPr>
+      <w:r>
+        <w:rPr>
+          <w:rFonts w:ascii="Arial" w:hAnsi="Arial"/>
+          <w:b/>
+          <w:color w:val="1A1A1A"/>
+        </w:rPr>
+        <w:t xml:space="preserve">Agent Focus: </w:t>
+      </w:r>
+      <w:r>
+        <w:rPr>
+          <w:rFonts w:ascii="Arial" w:hAnsi="Arial"/>
+          <w:color w:val="1A1A1A"/>
+        </w:rPr>
+        <w:t>Google's AI development strategy is reportedly pivoting towards sophisticated AI agents, such as Gemini 3.5 Flash, which are designed to perform complex, multi-step tasks rather than simple chatbot interactions. [3]</w:t>
+      </w:r>
+    </w:p>
+    <w:p>
+      <w:pPr>
+        <w:pStyle w:val="9"/>
+        <w:numPr>
+          <w:ilvl w:val="0"/>
+          <w:numId w:val="1"/>
+        </w:numPr>
+        <w:tabs>
+          <w:tab w:val="left" w:pos="900"/>
+        </w:tabs>
+        <w:spacing w:before="118"/>
+        <w:ind w:right="435"/>
+      </w:pPr>
+      <w:r>
+        <w:rPr>
+          <w:rFonts w:ascii="Arial" w:hAnsi="Arial"/>
+          <w:b/>
+          <w:color w:val="1A1A1A"/>
+        </w:rPr>
+        <w:t xml:space="preserve">Real-World Integration: </w:t>
+      </w:r>
+      <w:r>
+        <w:rPr>
+          <w:rFonts w:ascii="Arial" w:hAnsi="Arial"/>
+          <w:color w:val="1A1A1A"/>
+        </w:rPr>
+        <w:t>Gemini is being integrated into practical applications, including interpreting external camera data from vehicles like Volvo to understand environmental cues such as parking signs. [5]</w:t>
+      </w:r>
+    </w:p>
+    <w:p>
+      <w:pPr>
+        <w:pStyle w:val="5"/>
+        <w:keepNext w:val="0"/>
+        <w:widowControl w:val="0"/>
+        <w:spacing w:before="298" w:after="120"/>
+        <w:ind w:left="187" w:right="173"/>
+        <w:jc w:val="both"/>
+        <w:rPr>
+          <w:rFonts w:ascii="Arial" w:hAnsi="Arial" w:eastAsia="Arial" w:cs="Arial"/>
+          <w:b/>
+          <w:bCs/>
+          <w:color w:val="491040"/>
+          <w:sz w:val="28"/>
+          <w:szCs w:val="28"/>
+        </w:rPr>
+      </w:pPr>
+      <w:r>
+        <w:rPr>
+          <w:rFonts w:ascii="Arial" w:hAnsi="Arial" w:eastAsia="Arial" w:cs="Arial"/>
+          <w:b/>
+          <w:bCs/>
+          <w:color w:val="491040"/>
+          <w:sz w:val="28"/>
+          <w:szCs w:val="28"/>
+        </w:rPr>
+        <w:t>Expanding Conversational AI</w:t>
+      </w:r>
+    </w:p>
+    <w:p>
+      <w:pPr>
+        <w:pStyle w:val="5"/>
+        <w:keepNext w:val="0"/>
+        <w:widowControl w:val="0"/>
+        <w:spacing w:after="120"/>
+        <w:ind w:left="187" w:right="173"/>
+        <w:jc w:val="both"/>
+        <w:rPr>
+          <w:color w:val="1A1A1A"/>
+        </w:rPr>
+      </w:pPr>
+      <w:r>
+        <w:rPr>
+          <w:color w:val="1A1A1A"/>
+        </w:rPr>
+        <w:t>Google is actively enhancing user interaction across its core services by introducing new conversational AI features. YouTube is set to offer an AI-powered conversational search, allowing users to query video content directly. Additionally, the Gemini Omni feature will be integrated into YouTube Shorts. Simultaneously, Gmail users will gain the ability to interact with their inboxes using conversational AI, facilitating communication and management of emails. [1] [2]</w:t>
+      </w:r>
+    </w:p>
+    <w:p>
+      <w:pPr>
+        <w:pStyle w:val="5"/>
+        <w:keepNext w:val="0"/>
+        <w:widowControl w:val="0"/>
+        <w:spacing w:before="298" w:after="120"/>
+        <w:ind w:left="187" w:right="173"/>
+        <w:jc w:val="both"/>
+        <w:rPr>
+          <w:rFonts w:ascii="Arial" w:hAnsi="Arial" w:eastAsia="Arial" w:cs="Arial"/>
+          <w:b/>
+          <w:bCs/>
+          <w:color w:val="491040"/>
+          <w:sz w:val="28"/>
+          <w:szCs w:val="28"/>
+        </w:rPr>
+      </w:pPr>
+      <w:r>
+        <w:rPr>
+          <w:rFonts w:ascii="Arial" w:hAnsi="Arial" w:eastAsia="Arial" w:cs="Arial"/>
+          <w:b/>
+          <w:bCs/>
+          <w:color w:val="491040"/>
+          <w:sz w:val="28"/>
+          <w:szCs w:val="28"/>
+        </w:rPr>
+        <w:t>The Emergence of AI Agents</w:t>
+      </w:r>
+    </w:p>
+    <w:p>
+      <w:pPr>
+        <w:pStyle w:val="5"/>
+        <w:keepNext w:val="0"/>
+        <w:widowControl w:val="0"/>
+        <w:spacing w:after="120"/>
+        <w:ind w:left="187" w:right="173"/>
+        <w:jc w:val="both"/>
+        <w:rPr>
+          <w:color w:val="1A1A1A"/>
+        </w:rPr>
+      </w:pPr>
+      <w:r>
+        <w:rPr>
+          <w:color w:val="1A1A1A"/>
+        </w:rPr>
+        <w:t>A significant shift in Google's AI strategy emphasizes the development of AI agents over traditional chatbots. The introduction of Gemini 3.5 Flash exemplifies this direction, focusing on AI systems capable of executing multi-step operations autonomously. This move indicates a commitment to AI that can understand context and perform more intricate tasks, moving beyond single-turn responses typical of earlier conversational AI models. [3]</w:t>
+      </w:r>
+    </w:p>
+    <w:p>
+      <w:pPr>
+        <w:pStyle w:val="5"/>
+        <w:keepNext w:val="0"/>
+        <w:widowControl w:val="0"/>
+        <w:spacing w:before="298" w:after="120"/>
+        <w:ind w:left="187" w:right="173"/>
+        <w:jc w:val="both"/>
+        <w:rPr>
+          <w:rFonts w:ascii="Arial" w:hAnsi="Arial" w:eastAsia="Arial" w:cs="Arial"/>
+          <w:b/>
+          <w:bCs/>
+          <w:color w:val="491040"/>
+          <w:sz w:val="28"/>
+          <w:szCs w:val="28"/>
+        </w:rPr>
+      </w:pPr>
+      <w:r>
+        <w:rPr>
+          <w:rFonts w:ascii="Arial" w:hAnsi="Arial" w:eastAsia="Arial" w:cs="Arial"/>
+          <w:b/>
+          <w:bCs/>
+          <w:color w:val="491040"/>
+          <w:sz w:val="28"/>
+          <w:szCs w:val="28"/>
+        </w:rPr>
+        <w:t>Data, Trust, and Real-World AI</w:t>
+      </w:r>
+    </w:p>
+    <w:p>
+      <w:pPr>
+        <w:pStyle w:val="5"/>
+        <w:keepNext w:val="0"/>
+        <w:widowControl w:val="0"/>
+        <w:spacing w:after="120"/>
+        <w:ind w:left="187" w:right="173"/>
+        <w:jc w:val="both"/>
+        <w:rPr>
+          <w:color w:val="1A1A1A"/>
+        </w:rPr>
+      </w:pPr>
+      <w:r>
+        <w:rPr>
+          <w:color w:val="1A1A1A"/>
+        </w:rPr>
+        <w:t>The progression of Google's AI initiatives, particularly with advanced agents, necessitates the collection and utilization of user data. This dependency underscores the critical importance of earning and maintaining user trust for the successful deployment and adoption of these technologies. In practical applications, Gemini is demonstrating its ability to interpret real-world data; for instance, it can process visual information from Volvo’s external cameras to identify and understand parking signs. [4] [5]</w:t>
+      </w:r>
+    </w:p>
+    <w:p>
+      <w:pPr>
+        <w:pStyle w:val="2"/>
+        <w:spacing w:before="242"/>
+      </w:pPr>
+      <w:r>
+        <w:rPr>
+          <w:color w:val="491040"/>
+        </w:rPr>
+        <w:t>5 Questions for Thought Leadership</w:t>
+      </w:r>
+    </w:p>
+    <w:p>
+      <w:pPr>
+        <w:pStyle w:val="9"/>
+        <w:numPr>
+          <w:ilvl w:val="0"/>
+          <w:numId w:val="2"/>
+        </w:numPr>
+        <w:tabs>
+          <w:tab w:val="left" w:pos="898"/>
+          <w:tab w:val="left" w:pos="900"/>
+        </w:tabs>
+        <w:spacing w:before="162"/>
+        <w:ind w:right="237"/>
+      </w:pPr>
+      <w:r>
+        <w:rPr>
+          <w:color w:val="1A1A1A"/>
+        </w:rPr>
+        <w:t>What strategic adjustments should AI executives consider given Google's clear pivot from chatbots to AI agents?</w:t>
+      </w:r>
+    </w:p>
+    <w:p>
+      <w:pPr>
+        <w:pStyle w:val="9"/>
+        <w:numPr>
+          <w:ilvl w:val="0"/>
+          <w:numId w:val="2"/>
+        </w:numPr>
+        <w:tabs>
+          <w:tab w:val="left" w:pos="898"/>
+          <w:tab w:val="left" w:pos="900"/>
+        </w:tabs>
+        <w:spacing w:before="162"/>
+        <w:ind w:right="237"/>
+      </w:pPr>
+      <w:r>
+        <w:rPr>
+          <w:color w:val="1A1A1A"/>
+        </w:rPr>
+        <w:t>How might the integration of conversational AI into platforms like YouTube and Gmail alter established user interaction patterns and expectations?</w:t>
+      </w:r>
+    </w:p>
+    <w:p>
+      <w:pPr>
+        <w:pStyle w:val="9"/>
+        <w:numPr>
+          <w:ilvl w:val="0"/>
+          <w:numId w:val="2"/>
+        </w:numPr>
+        <w:tabs>
+          <w:tab w:val="left" w:pos="898"/>
+          <w:tab w:val="left" w:pos="900"/>
+        </w:tabs>
+        <w:spacing w:before="162"/>
+        <w:ind w:right="237"/>
+      </w:pPr>
+      <w:r>
+        <w:rPr>
+          <w:color w:val="1A1A1A"/>
+        </w:rPr>
+        <w:t>What new challenges and opportunities for data privacy and security emerge as AI agents become more deeply embedded in personal and real-world applications?</w:t>
+      </w:r>
+    </w:p>
+    <w:p>
+      <w:pPr>
+        <w:pStyle w:val="9"/>
+        <w:numPr>
+          <w:ilvl w:val="0"/>
+          <w:numId w:val="2"/>
+        </w:numPr>
+        <w:tabs>
+          <w:tab w:val="left" w:pos="898"/>
+          <w:tab w:val="left" w:pos="900"/>
+        </w:tabs>
+        <w:spacing w:before="162"/>
+        <w:ind w:right="237"/>
+      </w:pPr>
+      <w:r>
+        <w:rPr>
+          <w:color w:val="1A1A1A"/>
+        </w:rPr>
+        <w:t>How can businesses ensure trust and transparency with users as AI systems increasingly rely on personal data for advanced functionalities?</w:t>
+      </w:r>
+    </w:p>
+    <w:p>
+      <w:pPr>
+        <w:pStyle w:val="9"/>
+        <w:numPr>
+          <w:ilvl w:val="0"/>
+          <w:numId w:val="2"/>
+        </w:numPr>
+        <w:tabs>
+          <w:tab w:val="left" w:pos="898"/>
+          <w:tab w:val="left" w:pos="900"/>
+        </w:tabs>
+        <w:spacing w:before="162"/>
+        <w:ind w:right="237"/>
+      </w:pPr>
+      <w:r>
+        <w:rPr>
+          <w:color w:val="1A1A1A"/>
+        </w:rPr>
+        <w:t>What are the broader implications for autonomous systems and edge AI computing with the expansion of AI agents interpreting real-world environmental data?</w:t>
+      </w:r>
+    </w:p>
+    <w:p>
+      <w:pPr>
+        <w:pStyle w:val="2"/>
+        <w:spacing w:before="242"/>
+      </w:pPr>
+      <w:r>
+        <w:rPr>
+          <w:color w:val="491040"/>
+        </w:rPr>
+        <w:t>Sources</w:t>
+      </w:r>
+    </w:p>
+    <w:p>
+      <w:pPr>
+        <w:pStyle w:val="9"/>
+        <w:tabs>
+          <w:tab w:val="left" w:pos="482"/>
+        </w:tabs>
+        <w:spacing w:before="120"/>
+        <w:ind w:left="180" w:right="180" w:firstLine="0"/>
+        <w:rPr>
+          <w:sz w:val="20"/>
+        </w:rPr>
+      </w:pPr>
+      <w:r>
+        <w:rPr>
+          <w:color w:val="666666"/>
+          <w:sz w:val="20"/>
+        </w:rPr>
+        <w:t>[1] ‘Ask YouTube’ brings AI-powered conversational search to video, adds Gemini Omni to Shorts - May 20, 2026</w:t>
+      </w:r>
+    </w:p>
+    <w:p>
+      <w:pPr>
+        <w:pStyle w:val="9"/>
+        <w:tabs>
+          <w:tab w:val="left" w:pos="482"/>
+        </w:tabs>
+        <w:spacing w:before="120"/>
+        <w:ind w:left="180" w:right="180" w:firstLine="0"/>
+        <w:rPr>
+          <w:sz w:val="20"/>
+        </w:rPr>
+      </w:pPr>
+      <w:r>
+        <w:rPr>
+          <w:color w:val="666666"/>
+          <w:sz w:val="20"/>
+        </w:rPr>
+        <w:t>[2] You can now talk to your Gmail inbox, as seen at Google IO 2026 - May 19, 2026</w:t>
+      </w:r>
+    </w:p>
+    <w:p>
+      <w:pPr>
+        <w:pStyle w:val="9"/>
+        <w:tabs>
+          <w:tab w:val="left" w:pos="482"/>
+        </w:tabs>
+        <w:spacing w:before="120"/>
+        <w:ind w:left="180" w:right="180" w:firstLine="0"/>
+        <w:rPr>
+          <w:sz w:val="20"/>
+        </w:rPr>
+      </w:pPr>
+      <w:r>
+        <w:rPr>
+          <w:color w:val="666666"/>
+          <w:sz w:val="20"/>
+        </w:rPr>
+        <w:t>[3] With Gemini 3.5 Flash, Google bets its next AI wave on agents, not chatbots - May 19, 2026</w:t>
+      </w:r>
+    </w:p>
+    <w:p>
+      <w:pPr>
+        <w:pStyle w:val="9"/>
+        <w:tabs>
+          <w:tab w:val="left" w:pos="482"/>
+        </w:tabs>
+        <w:spacing w:before="120"/>
+        <w:ind w:left="180" w:right="180" w:firstLine="0"/>
+        <w:rPr>
+          <w:sz w:val="20"/>
+        </w:rPr>
+      </w:pPr>
+      <w:r>
+        <w:rPr>
+          <w:color w:val="666666"/>
+          <w:sz w:val="20"/>
+        </w:rPr>
+        <w:t>[4] Google’s AI future demands trust — and your personal data - May 19, 2026</w:t>
+      </w:r>
+    </w:p>
+    <w:p>
+      <w:pPr>
+        <w:pStyle w:val="9"/>
+        <w:tabs>
+          <w:tab w:val="left" w:pos="482"/>
+        </w:tabs>
+        <w:spacing w:before="120"/>
+        <w:ind w:left="180" w:right="180" w:firstLine="0"/>
+        <w:rPr>
+          <w:sz w:val="20"/>
+        </w:rPr>
+      </w:pPr>
+      <w:r>
+        <w:rPr>
+          <w:color w:val="666666"/>
+          <w:sz w:val="20"/>
+        </w:rPr>
+        <w:t>[5] Gemini will use Volvo’s external cameras to interpret parking signs - May 19, 2026</w:t>
       </w:r>
     </w:p>
     <w:p/>
